--- a/py文件操作/04_Word/Learn Python.docx
+++ b/py文件操作/04_Word/Learn Python.docx
@@ -50,6 +50,9 @@
       </w:pPr>
       <w:r>
         <w:t>Intense Quote</w:t>
+      </w:r>
+      <w:r>
+        <w:t>：Learning Knows No Bounds!</w:t>
       </w:r>
     </w:p>
     <w:p>
